--- a/worksheets/PL_L03_TranslationStudio_Worksheet.docx
+++ b/worksheets/PL_L03_TranslationStudio_Worksheet.docx
@@ -2992,7 +2992,7 @@
                 <w:sz w:val="26"/>
                 <w:szCs w:val="26"/>
               </w:rPr>
-              <w:t>4   Errors at different stages</w:t>
+              <w:t>4   Error reporting</w:t>
             </w:r>
             <w:r>
               <w:rPr>
@@ -3125,7 +3125,7 @@
                 <w:sz w:val="21"/>
                 <w:szCs w:val="21"/>
               </w:rPr>
-              <w:t>A compiled program gives the wrong discount. Has translation proved it correct?</w:t>
+              <w:t>Why can an interpreter help a programmer locate an error during development?</w:t>
             </w:r>
           </w:p>
           <w:tbl>
@@ -3231,7 +3231,76 @@
                 <w:sz w:val="21"/>
                 <w:szCs w:val="21"/>
               </w:rPr>
-              <w:t>Which kind of issue is described?</w:t>
+              <w:t>How can interpreter feedback help during development?</w:t>
+            </w:r>
+          </w:p>
+          <w:tbl>
+            <w:tblPr>
+              <w:tblW w:type="dxa" w:w="10026"/>
+              <w:tblBorders>
+                <w:top w:val="single" w:color="auto" w:sz="4"/>
+                <w:left w:val="single" w:color="auto" w:sz="4"/>
+                <w:bottom w:val="single" w:color="auto" w:sz="4"/>
+                <w:right w:val="single" w:color="auto" w:sz="4"/>
+                <w:insideH w:val="single" w:color="auto" w:sz="4"/>
+                <w:insideV w:val="single" w:color="auto" w:sz="4"/>
+              </w:tblBorders>
+            </w:tblPr>
+            <w:tblGrid>
+              <w:gridCol w:w="10026"/>
+            </w:tblGrid>
+            <w:tr>
+              <w:trPr>
+                <w:cantSplit/>
+                <w:trHeight w:val="460" w:hRule="atLeast"/>
+              </w:trPr>
+              <w:tc>
+                <w:tcPr>
+                  <w:tcW w:type="dxa" w:w="10026"/>
+                  <w:tcBorders>
+                    <w:top w:val="none" w:color="FFFFFF" w:sz="0"/>
+                    <w:left w:val="none" w:color="FFFFFF" w:sz="0"/>
+                    <w:bottom w:val="dotted" w:color="9AA8BC" w:sz="6"/>
+                    <w:right w:val="none" w:color="FFFFFF" w:sz="0"/>
+                  </w:tcBorders>
+                  <w:tcMar>
+                    <w:left w:type="dxa" w:w="0"/>
+                    <w:bottom w:type="dxa" w:w="20"/>
+                    <w:right w:type="dxa" w:w="0"/>
+                  </w:tcMar>
+                  <w:vAlign w:val="bottom"/>
+                </w:tcPr>
+                <w:p>
+                  <w:pPr>
+                    <w:spacing w:after="0" w:before="0"/>
+                  </w:pPr>
+                  <w:r>
+                    <w:rPr>
+                      <w:rFonts w:ascii="Arial" w:cs="Arial" w:eastAsia="Arial" w:hAnsi="Arial"/>
+                      <w:color w:val="5A6B85"/>
+                      <w:sz w:val="21"/>
+                      <w:szCs w:val="21"/>
+                    </w:rPr>
+                    <w:t xml:space="preserve"/>
+                  </w:r>
+                </w:p>
+              </w:tc>
+            </w:tr>
+          </w:tbl>
+          <w:p>
+            <w:pPr>
+              <w:keepNext/>
+              <w:spacing w:after="60" w:before="120"/>
+            </w:pPr>
+            <w:r>
+              <w:rPr>
+                <w:rFonts w:ascii="Arial" w:cs="Arial" w:eastAsia="Arial" w:hAnsi="Arial"/>
+                <w:b/>
+                <w:bCs/>
+                <w:sz w:val="21"/>
+                <w:szCs w:val="21"/>
+              </w:rPr>
+              <w:t>Match the error-reporting behaviour to the translator.</w:t>
             </w:r>
           </w:p>
           <w:p>
@@ -3248,7 +3317,7 @@
                 <w:sz w:val="19"/>
                 <w:szCs w:val="19"/>
               </w:rPr>
-              <w:t>Categories: Syntax / Logic</w:t>
+              <w:t>Categories: Compiler / Interpreter</w:t>
             </w:r>
           </w:p>
           <w:tbl>
@@ -3375,7 +3444,7 @@
                       <w:sz w:val="20"/>
                       <w:szCs w:val="20"/>
                     </w:rPr>
-                    <w:t>A missing bracket breaks the language rules</w:t>
+                    <w:t>Reports errors during whole-program translation</w:t>
                   </w:r>
                 </w:p>
               </w:tc>
@@ -3446,7 +3515,7 @@
                       <w:sz w:val="20"/>
                       <w:szCs w:val="20"/>
                     </w:rPr>
-                    <w:t>A valid formula applies the wrong discount</w:t>
+                    <w:t>Stops at an error while processing source</w:t>
                   </w:r>
                 </w:p>
               </w:tc>
@@ -3517,7 +3586,7 @@
                       <w:sz w:val="20"/>
                       <w:szCs w:val="20"/>
                     </w:rPr>
-                    <w:t>A keyword is spelled incorrectly</w:t>
+                    <w:t>May report several errors from a translation attempt</w:t>
                   </w:r>
                 </w:p>
               </w:tc>
@@ -3588,7 +3657,7 @@
                       <w:sz w:val="20"/>
                       <w:szCs w:val="20"/>
                     </w:rPr>
-                    <w:t>A loop runs one time too many</w:t>
+                    <w:t>Earlier instructions may already have executed</w:t>
                   </w:r>
                 </w:p>
               </w:tc>
@@ -3621,75 +3690,6 @@
                       <w:sz w:val="20"/>
                       <w:szCs w:val="20"/>
                     </w:rPr>
-                  </w:r>
-                </w:p>
-              </w:tc>
-            </w:tr>
-          </w:tbl>
-          <w:p>
-            <w:pPr>
-              <w:keepNext/>
-              <w:spacing w:after="60" w:before="120"/>
-            </w:pPr>
-            <w:r>
-              <w:rPr>
-                <w:rFonts w:ascii="Arial" w:cs="Arial" w:eastAsia="Arial" w:hAnsi="Arial"/>
-                <w:b/>
-                <w:bCs/>
-                <w:sz w:val="21"/>
-                <w:szCs w:val="21"/>
-              </w:rPr>
-              <w:t>What does a successful compilation prove?</w:t>
-            </w:r>
-          </w:p>
-          <w:tbl>
-            <w:tblPr>
-              <w:tblW w:type="dxa" w:w="10026"/>
-              <w:tblBorders>
-                <w:top w:val="single" w:color="auto" w:sz="4"/>
-                <w:left w:val="single" w:color="auto" w:sz="4"/>
-                <w:bottom w:val="single" w:color="auto" w:sz="4"/>
-                <w:right w:val="single" w:color="auto" w:sz="4"/>
-                <w:insideH w:val="single" w:color="auto" w:sz="4"/>
-                <w:insideV w:val="single" w:color="auto" w:sz="4"/>
-              </w:tblBorders>
-            </w:tblPr>
-            <w:tblGrid>
-              <w:gridCol w:w="10026"/>
-            </w:tblGrid>
-            <w:tr>
-              <w:trPr>
-                <w:cantSplit/>
-                <w:trHeight w:val="460" w:hRule="atLeast"/>
-              </w:trPr>
-              <w:tc>
-                <w:tcPr>
-                  <w:tcW w:type="dxa" w:w="10026"/>
-                  <w:tcBorders>
-                    <w:top w:val="none" w:color="FFFFFF" w:sz="0"/>
-                    <w:left w:val="none" w:color="FFFFFF" w:sz="0"/>
-                    <w:bottom w:val="dotted" w:color="9AA8BC" w:sz="6"/>
-                    <w:right w:val="none" w:color="FFFFFF" w:sz="0"/>
-                  </w:tcBorders>
-                  <w:tcMar>
-                    <w:left w:type="dxa" w:w="0"/>
-                    <w:bottom w:type="dxa" w:w="20"/>
-                    <w:right w:type="dxa" w:w="0"/>
-                  </w:tcMar>
-                  <w:vAlign w:val="bottom"/>
-                </w:tcPr>
-                <w:p>
-                  <w:pPr>
-                    <w:spacing w:after="0" w:before="0"/>
-                  </w:pPr>
-                  <w:r>
-                    <w:rPr>
-                      <w:rFonts w:ascii="Arial" w:cs="Arial" w:eastAsia="Arial" w:hAnsi="Arial"/>
-                      <w:color w:val="5A6B85"/>
-                      <w:sz w:val="21"/>
-                      <w:szCs w:val="21"/>
-                    </w:rPr>
-                    <w:t xml:space="preserve"/>
                   </w:r>
                 </w:p>
               </w:tc>
@@ -3762,7 +3762,7 @@
                 <w:sz w:val="26"/>
                 <w:szCs w:val="26"/>
               </w:rPr>
-              <w:t>5   Time and distribution</w:t>
+              <w:t>5   Running and distributing</w:t>
             </w:r>
             <w:r>
               <w:rPr>
@@ -3895,7 +3895,7 @@
                 <w:sz w:val="21"/>
                 <w:szCs w:val="21"/>
               </w:rPr>
-              <w:t>A user has a compiled executable. Must they install the original compiler?</w:t>
+              <w:t>Why can a compiled program run faster than interpreted source in the GCSE comparison?</w:t>
             </w:r>
           </w:p>
           <w:tbl>
@@ -4001,7 +4001,7 @@
                 <w:sz w:val="21"/>
                 <w:szCs w:val="21"/>
               </w:rPr>
-              <w:t>Select TWO sensible comparisons.</w:t>
+              <w:t>Select TWO compiler benefits.</w:t>
             </w:r>
           </w:p>
           <w:p>
@@ -4018,7 +4018,7 @@
                 <w:sz w:val="19"/>
                 <w:szCs w:val="19"/>
               </w:rPr>
-              <w:t>□  Compilation adds a build step</w:t>
+              <w:t>□  Translated code can be run again without source translation</w:t>
             </w:r>
           </w:p>
           <w:p>
@@ -4035,7 +4035,7 @@
                 <w:sz w:val="19"/>
                 <w:szCs w:val="19"/>
               </w:rPr>
-              <w:t>□  Compiled software never needs libraries</w:t>
+              <w:t>□  Compilation removes every possible error</w:t>
             </w:r>
           </w:p>
           <w:p>
@@ -4052,7 +4052,7 @@
                 <w:sz w:val="19"/>
                 <w:szCs w:val="19"/>
               </w:rPr>
-              <w:t>□  Interpreted source needs suitable execution software</w:t>
+              <w:t>□  Users do not need the original compiler to run the executable</w:t>
             </w:r>
           </w:p>
           <w:p>
@@ -4069,7 +4069,7 @@
                 <w:sz w:val="19"/>
                 <w:szCs w:val="19"/>
               </w:rPr>
-              <w:t>□  An interpreter guarantees faster execution</w:t>
+              <w:t>□  Compilation takes no time</w:t>
             </w:r>
           </w:p>
           <w:p>
@@ -4085,7 +4085,7 @@
                 <w:sz w:val="21"/>
                 <w:szCs w:val="21"/>
               </w:rPr>
-              <w:t>What may be needed when compiled software moves to a different processor architecture?</w:t>
+              <w:t>Which is a drawback of interpretation in the GCSE comparison?</w:t>
             </w:r>
           </w:p>
           <w:tbl>
@@ -4690,7 +4690,7 @@
                 <w:sz w:val="21"/>
                 <w:szCs w:val="21"/>
               </w:rPr>
-              <w:t>Match the situation to the explanation.</w:t>
+              <w:t>Match each requirement to the translator benefit.</w:t>
             </w:r>
           </w:p>
           <w:p>
@@ -4724,7 +4724,7 @@
                 <w:sz w:val="19"/>
                 <w:szCs w:val="19"/>
               </w:rPr>
-              <w:t>Logic still needs testing / A compiled build avoids repeating source translation / Interpretation supports short edit-and-run cycles</w:t>
+              <w:t>Compiler can produce an executable / Compiler avoids repeating source translation / Interpreter stops and reports an error</w:t>
             </w:r>
           </w:p>
           <w:tbl>
@@ -4851,7 +4851,7 @@
                       <w:sz w:val="20"/>
                       <w:szCs w:val="20"/>
                     </w:rPr>
-                    <w:t>Quickly retest a changed source statement</w:t>
+                    <w:t>Quick feedback while changing source</w:t>
                   </w:r>
                 </w:p>
               </w:tc>
@@ -4922,7 +4922,7 @@
                       <w:sz w:val="20"/>
                       <w:szCs w:val="20"/>
                     </w:rPr>
-                    <w:t>Run a finished program many times</w:t>
+                    <w:t>Run a finished program repeatedly</w:t>
                   </w:r>
                 </w:p>
               </w:tc>
@@ -4993,7 +4993,7 @@
                       <w:sz w:val="20"/>
                       <w:szCs w:val="20"/>
                     </w:rPr>
-                    <w:t>A translated program gives the wrong answer</w:t>
+                    <w:t>Supply a program without its source</w:t>
                   </w:r>
                 </w:p>
               </w:tc>
@@ -5044,7 +5044,7 @@
                 <w:sz w:val="21"/>
                 <w:szCs w:val="21"/>
               </w:rPr>
-              <w:t>Select TWO claims you can defend.</w:t>
+              <w:t>Select TWO accurate comparisons.</w:t>
             </w:r>
           </w:p>
           <w:p>
@@ -5061,7 +5061,7 @@
                 <w:sz w:val="19"/>
                 <w:szCs w:val="19"/>
               </w:rPr>
-              <w:t>□  Translation does not replace testing</w:t>
+              <w:t>□  Compilation takes place before the resulting program runs</w:t>
             </w:r>
           </w:p>
           <w:p>
@@ -5078,7 +5078,7 @@
                 <w:sz w:val="19"/>
                 <w:szCs w:val="19"/>
               </w:rPr>
-              <w:t>□  Every interpreter is faster than every compiler</w:t>
+              <w:t>□  An interpreter always produces a standalone executable</w:t>
             </w:r>
           </w:p>
           <w:p>
@@ -5095,7 +5095,7 @@
                 <w:sz w:val="19"/>
                 <w:szCs w:val="19"/>
               </w:rPr>
-              <w:t>□  A compiled program may need a compatible runtime library</w:t>
+              <w:t>□  An interpreter translates during each run</w:t>
             </w:r>
           </w:p>
           <w:p>
@@ -5112,7 +5112,7 @@
                 <w:sz w:val="19"/>
                 <w:szCs w:val="19"/>
               </w:rPr>
-              <w:t>□  Successful compilation guarantees correct outputs</w:t>
+              <w:t>□  A compiler guarantees correct outputs</w:t>
             </w:r>
           </w:p>
           <w:p>
@@ -6135,7 +6135,7 @@
                 <w:sz w:val="21"/>
                 <w:szCs w:val="21"/>
               </w:rPr>
-              <w:t>c)  A program compiles but calculates tax incorrectly. Explain why testing is still needed. [2]</w:t>
+              <w:t>c)  Explain one benefit and one drawback of using a compiler. [4]</w:t>
             </w:r>
             <w:r>
               <w:rPr>
@@ -6161,6 +6161,80 @@
             <w:tblGrid>
               <w:gridCol w:w="10026"/>
             </w:tblGrid>
+            <w:tr>
+              <w:trPr>
+                <w:cantSplit/>
+                <w:trHeight w:val="460" w:hRule="atLeast"/>
+              </w:trPr>
+              <w:tc>
+                <w:tcPr>
+                  <w:tcW w:type="dxa" w:w="10026"/>
+                  <w:tcBorders>
+                    <w:top w:val="none" w:color="FFFFFF" w:sz="0"/>
+                    <w:left w:val="none" w:color="FFFFFF" w:sz="0"/>
+                    <w:bottom w:val="dotted" w:color="9AA8BC" w:sz="6"/>
+                    <w:right w:val="none" w:color="FFFFFF" w:sz="0"/>
+                  </w:tcBorders>
+                  <w:tcMar>
+                    <w:left w:type="dxa" w:w="0"/>
+                    <w:bottom w:type="dxa" w:w="20"/>
+                    <w:right w:type="dxa" w:w="0"/>
+                  </w:tcMar>
+                  <w:vAlign w:val="bottom"/>
+                </w:tcPr>
+                <w:p>
+                  <w:pPr>
+                    <w:spacing w:after="0" w:before="0"/>
+                  </w:pPr>
+                  <w:r>
+                    <w:rPr>
+                      <w:rFonts w:ascii="Arial" w:cs="Arial" w:eastAsia="Arial" w:hAnsi="Arial"/>
+                      <w:color w:val="5A6B85"/>
+                      <w:sz w:val="21"/>
+                      <w:szCs w:val="21"/>
+                    </w:rPr>
+                    <w:t xml:space="preserve"/>
+                  </w:r>
+                </w:p>
+              </w:tc>
+            </w:tr>
+            <w:tr>
+              <w:trPr>
+                <w:cantSplit/>
+                <w:trHeight w:val="460" w:hRule="atLeast"/>
+              </w:trPr>
+              <w:tc>
+                <w:tcPr>
+                  <w:tcW w:type="dxa" w:w="10026"/>
+                  <w:tcBorders>
+                    <w:top w:val="none" w:color="FFFFFF" w:sz="0"/>
+                    <w:left w:val="none" w:color="FFFFFF" w:sz="0"/>
+                    <w:bottom w:val="dotted" w:color="9AA8BC" w:sz="6"/>
+                    <w:right w:val="none" w:color="FFFFFF" w:sz="0"/>
+                  </w:tcBorders>
+                  <w:tcMar>
+                    <w:left w:type="dxa" w:w="0"/>
+                    <w:bottom w:type="dxa" w:w="20"/>
+                    <w:right w:type="dxa" w:w="0"/>
+                  </w:tcMar>
+                  <w:vAlign w:val="bottom"/>
+                </w:tcPr>
+                <w:p>
+                  <w:pPr>
+                    <w:spacing w:after="0" w:before="0"/>
+                  </w:pPr>
+                  <w:r>
+                    <w:rPr>
+                      <w:rFonts w:ascii="Arial" w:cs="Arial" w:eastAsia="Arial" w:hAnsi="Arial"/>
+                      <w:color w:val="5A6B85"/>
+                      <w:sz w:val="21"/>
+                      <w:szCs w:val="21"/>
+                    </w:rPr>
+                    <w:t xml:space="preserve"/>
+                  </w:r>
+                </w:p>
+              </w:tc>
+            </w:tr>
             <w:tr>
               <w:trPr>
                 <w:cantSplit/>
